--- a/ScanAndScale_KienTruc_HuongDan.docx
+++ b/ScanAndScale_KienTruc_HuongDan.docx
@@ -38,7 +38,7 @@
     </w:p>
     <w:p>
       <w:pPr>
-        <w:spacing w:after="600"/>
+        <w:spacing w:after="200"/>
         <w:jc w:val="center"/>
       </w:pPr>
       <w:r>
@@ -51,6 +51,23 @@
           <w:szCs w:val="24"/>
         </w:rPr>
         <w:t xml:space="preserve">Barcode  ·  RFID  ·  Scale (TCP/IP)</w:t>
+      </w:r>
+    </w:p>
+    <w:p>
+      <w:pPr>
+        <w:spacing w:after="400"/>
+        <w:jc w:val="center"/>
+      </w:pPr>
+      <w:r>
+        <w:rPr>
+          <w:rFonts w:ascii="Arial" w:cs="Arial" w:eastAsia="Arial" w:hAnsi="Arial"/>
+          <w:b w:val="false"/>
+          <w:bCs w:val="false"/>
+          <w:color w:val="666666"/>
+          <w:sz w:val="20"/>
+          <w:szCs w:val="20"/>
+        </w:rPr>
+        <w:t xml:space="preserve">Scale DLL nhung san trong Core.dll — chi can 1 file DLL duy nhat</w:t>
       </w:r>
     </w:p>
     <w:tbl>
@@ -1202,7 +1219,7 @@
           <w:sz w:val="26"/>
           <w:szCs w:val="26"/>
         </w:rPr>
-        <w:t xml:space="preserve">2.2 Co che Scale DLL dong</w:t>
+        <w:t xml:space="preserve">2.2 Co che Scale DLL — Embedded trong Core.dll</w:t>
       </w:r>
     </w:p>
     <w:p>
@@ -1218,7 +1235,7 @@
           <w:sz w:val="20"/>
           <w:szCs w:val="20"/>
         </w:rPr>
-        <w:t xml:space="preserve">Scale_*.dll KHONG duoc link vao ScanAndScale.Core luc compile. Thay vao do:</w:t>
+        <w:t xml:space="preserve">Scale_*.dll KHONG duoc link vao ScanAndScale.Core luc compile. Thay vao do, chung duoc NHUNG vao ben trong ScanAndScale.Core.dll nhu EmbeddedResource:</w:t>
       </w:r>
     </w:p>
     <w:p>
@@ -1239,7 +1256,7 @@
           <w:sz w:val="20"/>
           <w:szCs w:val="20"/>
         </w:rPr>
-        <w:t xml:space="preserve">MSBuild build cac Scale project va copy DLL vao output cua ScanAndScale.Core</w:t>
+        <w:t xml:space="preserve">MSBuild build cac Scale project truoc (do ProjectReference voi ReferenceOutputAssembly=false)</w:t>
       </w:r>
     </w:p>
     <w:p>
@@ -1260,7 +1277,7 @@
           <w:sz w:val="20"/>
           <w:szCs w:val="20"/>
         </w:rPr>
-        <w:t xml:space="preserve">MSBuild dang ky Scale DLL la CopyToOutputDirectory item de tu dong propagate sang consumer project</w:t>
+        <w:t xml:space="preserve">Target EmbedScaleDlls (BeforeTargets="CoreCompile") lay duong dan DLL qua GetTargetPath va nhung vao Core.dll nhu EmbeddedResource (LogicalName="Scale_DIGI.dll")</w:t>
       </w:r>
     </w:p>
     <w:p>
@@ -1281,7 +1298,28 @@
           <w:sz w:val="20"/>
           <w:szCs w:val="20"/>
         </w:rPr>
-        <w:t xml:space="preserve">Tai runtime, ScaleDriver dung Assembly.LoadFromAssemblyPath() (.NET 6+) hoac Assembly.LoadFrom() (.NET Framework) de load DLL phu hop voi ScaleConfig.ModelName</w:t>
+        <w:t xml:space="preserve">Tai runtime, ScaleDriver goi GetManifestResourceStream("Scale_DIGI.dll") de doc bytes tu embedded resource, sau do Assembly.Load(byte[]) — khong can file tren disk</w:t>
+      </w:r>
+    </w:p>
+    <w:p>
+      <w:pPr>
+        <w:pStyle w:val="ListParagraph"/>
+        <w:numPr>
+          <w:ilvl w:val="0"/>
+          <w:numId w:val="3"/>
+        </w:numPr>
+        <w:spacing w:after="60"/>
+      </w:pPr>
+      <w:r>
+        <w:rPr>
+          <w:rFonts w:ascii="Arial" w:cs="Arial" w:eastAsia="Arial" w:hAnsi="Arial"/>
+          <w:b w:val="false"/>
+          <w:bCs w:val="false"/>
+          <w:color w:val="1A1A1A"/>
+          <w:sz w:val="20"/>
+          <w:szCs w:val="20"/>
+        </w:rPr>
+        <w:t xml:space="preserve">Fallback: neu khong co embedded resource, ScaleDriver tim file Scale_*.dll tren disk (backward compatible)</w:t>
       </w:r>
     </w:p>
     <w:p>
@@ -1356,7 +1394,7 @@
                 <w:sz w:val="19"/>
                 <w:szCs w:val="19"/>
               </w:rPr>
-              <w:t xml:space="preserve">Ket qua: chi can ProjectReference toi ScanAndScale.Core — moi Scale DLL se tu dong co mat trong bin\ output.</w:t>
+              <w:t xml:space="preserve">Ket qua: chi can ScanAndScale.Core.dll — Scale DLL da nam ben trong, KHONG can copy file Scale_*.dll thu cong.</w:t>
             </w:r>
           </w:p>
           <w:p>
@@ -1372,7 +1410,7 @@
                 <w:sz w:val="19"/>
                 <w:szCs w:val="19"/>
               </w:rPr>
-              <w:t xml:space="preserve">Neu dung DLL thay vi ProjectReference: copy Scale_*.dll thu cong vao cung thu muc .exe.</w:t>
+              <w:t xml:space="preserve">Chi can ProjectReference (hoac Reference DLL) den ScanAndScale.Core la du — khong can them cau hinh gi.</w:t>
             </w:r>
           </w:p>
         </w:tc>
@@ -9391,7 +9429,7 @@
           <w:sz w:val="20"/>
           <w:szCs w:val="20"/>
         </w:rPr>
-        <w:t xml:space="preserve">Neu project cua ban khong tham chieu source code, copy thu cong vao thu muc chua .exe:</w:t>
+        <w:t xml:space="preserve">Vi Scale_*.dll da duoc nhung ben trong ScanAndScale.Core.dll, chi can mot file DLL duy nhat:</w:t>
       </w:r>
     </w:p>
     <w:p>
@@ -9471,77 +9509,35 @@
                 <w:sz w:val="18"/>
                 <w:szCs w:val="18"/>
               </w:rPr>
-              <w:t xml:space="preserve">  ScanAndScale.Core.dll   &lt;- Them tham chieu bang HintPath trong .csproj</w:t>
-            </w:r>
-          </w:p>
-          <w:p>
-            <w:pPr>
-              <w:spacing w:after="20"/>
-            </w:pPr>
-            <w:r>
-              <w:rPr>
-                <w:rFonts w:ascii="Courier New" w:cs="Courier New" w:eastAsia="Courier New" w:hAnsi="Courier New"/>
-                <w:color w:val="1A1A1A"/>
-                <w:sz w:val="18"/>
-                <w:szCs w:val="18"/>
-              </w:rPr>
-              <w:t xml:space="preserve">  Scale_DIGI.dll          &lt;- Copy thu cong, KHONG can reference</w:t>
-            </w:r>
-          </w:p>
-          <w:p>
-            <w:pPr>
-              <w:spacing w:after="20"/>
-            </w:pPr>
-            <w:r>
-              <w:rPr>
-                <w:rFonts w:ascii="Courier New" w:cs="Courier New" w:eastAsia="Courier New" w:hAnsi="Courier New"/>
-                <w:color w:val="1A1A1A"/>
-                <w:sz w:val="18"/>
-                <w:szCs w:val="18"/>
-              </w:rPr>
-              <w:t xml:space="preserve">  Scale_IND_KG.dll</w:t>
-            </w:r>
-          </w:p>
-          <w:p>
-            <w:pPr>
-              <w:spacing w:after="20"/>
-            </w:pPr>
-            <w:r>
-              <w:rPr>
-                <w:rFonts w:ascii="Courier New" w:cs="Courier New" w:eastAsia="Courier New" w:hAnsi="Courier New"/>
-                <w:color w:val="1A1A1A"/>
-                <w:sz w:val="18"/>
-                <w:szCs w:val="18"/>
-              </w:rPr>
-              <w:t xml:space="preserve">  Scale_SampleReading.dll</w:t>
-            </w:r>
-          </w:p>
-          <w:p>
-            <w:pPr>
-              <w:spacing w:after="20"/>
-            </w:pPr>
-            <w:r>
-              <w:rPr>
-                <w:rFonts w:ascii="Courier New" w:cs="Courier New" w:eastAsia="Courier New" w:hAnsi="Courier New"/>
-                <w:color w:val="1A1A1A"/>
-                <w:sz w:val="18"/>
-                <w:szCs w:val="18"/>
-              </w:rPr>
-              <w:t xml:space="preserve">  Scale_Vibra_HAW30.dll</w:t>
-            </w:r>
-          </w:p>
-          <w:p>
-            <w:pPr>
-              <w:spacing w:after="20"/>
-            </w:pPr>
-            <w:r>
-              <w:rPr>
-                <w:rFonts w:ascii="Courier New" w:cs="Courier New" w:eastAsia="Courier New" w:hAnsi="Courier New"/>
-                <w:color w:val="1A1A1A"/>
-                <w:sz w:val="18"/>
-                <w:szCs w:val="18"/>
-              </w:rPr>
-              <w:t xml:space="preserve">  Scale_Vibra_SJ6200.dll</w:t>
+              <w:t xml:space="preserve">  ScanAndScale.Core.dll   &lt;- Chi can file nay! Scale DLL da nhung ben trong.</w:t>
+            </w:r>
+          </w:p>
+          <w:p>
+            <w:pPr>
+              <w:spacing w:after="20"/>
+            </w:pPr>
+            <w:r>
+              <w:rPr>
+                <w:rFonts w:ascii="Courier New" w:cs="Courier New" w:eastAsia="Courier New" w:hAnsi="Courier New"/>
+                <w:color w:val="1A1A1A"/>
+                <w:sz w:val="18"/>
+                <w:szCs w:val="18"/>
+              </w:rPr>
+              <w:t xml:space="preserve"/>
+            </w:r>
+          </w:p>
+          <w:p>
+            <w:pPr>
+              <w:spacing w:after="20"/>
+            </w:pPr>
+            <w:r>
+              <w:rPr>
+                <w:rFonts w:ascii="Courier New" w:cs="Courier New" w:eastAsia="Courier New" w:hAnsi="Courier New"/>
+                <w:color w:val="1A1A1A"/>
+                <w:sz w:val="18"/>
+                <w:szCs w:val="18"/>
+              </w:rPr>
+              <w:t xml:space="preserve">  // KHONG can Scale_DIGI.dll, Scale_IND_KG.dll, ... nua!</w:t>
             </w:r>
           </w:p>
         </w:tc>
@@ -9596,7 +9592,7 @@
                 <w:sz w:val="18"/>
                 <w:szCs w:val="18"/>
               </w:rPr>
-              <w:t xml:space="preserve">&lt;!-- Trong YourApp.csproj --&gt;</w:t>
+              <w:t xml:space="preserve">&lt;!-- Trong YourApp.csproj — chi can them Reference nay --&gt;</w:t>
             </w:r>
           </w:p>
           <w:p>
@@ -9666,7 +9662,110 @@
                 <w:sz w:val="18"/>
                 <w:szCs w:val="18"/>
               </w:rPr>
-              <w:t xml:space="preserve">&lt;!-- Scale_*.dll chi can nam cung thu muc .exe — KHONG can Reference --&gt;</w:t>
+              <w:t xml:space="preserve">&lt;!-- Scale_*.dll khong can Reference, khong can Copy — da nam trong Core.dll --&gt;</w:t>
+            </w:r>
+          </w:p>
+          <w:p>
+            <w:pPr>
+              <w:spacing w:after="20"/>
+            </w:pPr>
+            <w:r>
+              <w:rPr>
+                <w:rFonts w:ascii="Courier New" w:cs="Courier New" w:eastAsia="Courier New" w:hAnsi="Courier New"/>
+                <w:color w:val="1A1A1A"/>
+                <w:sz w:val="18"/>
+                <w:szCs w:val="18"/>
+              </w:rPr>
+              <w:t xml:space="preserve">&lt;!-- ScaleDriver tu dong load tu EmbeddedResource khi goi Initialize() --&gt;</w:t>
+            </w:r>
+          </w:p>
+        </w:tc>
+      </w:tr>
+    </w:tbl>
+    <w:p>
+      <w:pPr>
+        <w:spacing w:after="80"/>
+      </w:pPr>
+    </w:p>
+    <w:tbl>
+      <w:tblPr>
+        <w:tblW w:type="dxa" w:w="9026"/>
+        <w:tblBorders>
+          <w:top w:val="single" w:color="auto" w:sz="4"/>
+          <w:left w:val="single" w:color="auto" w:sz="4"/>
+          <w:bottom w:val="single" w:color="auto" w:sz="4"/>
+          <w:right w:val="single" w:color="auto" w:sz="4"/>
+          <w:insideH w:val="single" w:color="auto" w:sz="4"/>
+          <w:insideV w:val="single" w:color="auto" w:sz="4"/>
+        </w:tblBorders>
+      </w:tblPr>
+      <w:tblGrid>
+        <w:gridCol w:w="9026"/>
+      </w:tblGrid>
+      <w:tr>
+        <w:tc>
+          <w:tcPr>
+            <w:tcW w:type="dxa" w:w="9026"/>
+            <w:tcBorders>
+              <w:top w:val="single" w:color="5B9BD5" w:sz="4"/>
+              <w:left w:val="single" w:color="1F5C99" w:sz="24"/>
+              <w:bottom w:val="single" w:color="5B9BD5" w:sz="4"/>
+              <w:right w:val="single" w:color="5B9BD5" w:sz="4"/>
+            </w:tcBorders>
+            <w:shd w:fill="EAF2FB" w:val="clear"/>
+            <w:tcMar>
+              <w:top w:type="dxa" w:w="100"/>
+              <w:left w:type="dxa" w:w="180"/>
+              <w:bottom w:type="dxa" w:w="100"/>
+              <w:right w:type="dxa" w:w="180"/>
+            </w:tcMar>
+          </w:tcPr>
+          <w:p>
+            <w:pPr>
+              <w:spacing w:after="60"/>
+            </w:pPr>
+            <w:r>
+              <w:rPr>
+                <w:rFonts w:ascii="Arial" w:cs="Arial" w:eastAsia="Arial" w:hAnsi="Arial"/>
+                <w:b w:val="false"/>
+                <w:bCs w:val="false"/>
+                <w:color w:val="1A1A1A"/>
+                <w:sz w:val="19"/>
+                <w:szCs w:val="19"/>
+              </w:rPr>
+              <w:t xml:space="preserve">Fallback: neu muon dung Scale DLL tuy chinh (override embedded), chi can dat</w:t>
+            </w:r>
+          </w:p>
+          <w:p>
+            <w:pPr>
+              <w:spacing w:after="60"/>
+            </w:pPr>
+            <w:r>
+              <w:rPr>
+                <w:rFonts w:ascii="Arial" w:cs="Arial" w:eastAsia="Arial" w:hAnsi="Arial"/>
+                <w:b w:val="false"/>
+                <w:bCs w:val="false"/>
+                <w:color w:val="1A1A1A"/>
+                <w:sz w:val="19"/>
+                <w:szCs w:val="19"/>
+              </w:rPr>
+              <w:t xml:space="preserve">Scale_DIGI.dll (hoac DLL khac) cung thu muc .exe. ScaleDriver se uu tien</w:t>
+            </w:r>
+          </w:p>
+          <w:p>
+            <w:pPr>
+              <w:spacing w:after="60"/>
+            </w:pPr>
+            <w:r>
+              <w:rPr>
+                <w:rFonts w:ascii="Arial" w:cs="Arial" w:eastAsia="Arial" w:hAnsi="Arial"/>
+                <w:b w:val="false"/>
+                <w:bCs w:val="false"/>
+                <w:color w:val="1A1A1A"/>
+                <w:sz w:val="19"/>
+                <w:szCs w:val="19"/>
+              </w:rPr>
+              <w:t xml:space="preserve">EmbeddedResource truoc, nhung fallback sang file neu can.</w:t>
             </w:r>
           </w:p>
         </w:tc>
@@ -10680,7 +10779,7 @@
           <w:sz w:val="26"/>
           <w:szCs w:val="26"/>
         </w:rPr>
-        <w:t xml:space="preserve">8.4 Scale DLL phai co trong output</w:t>
+        <w:t xml:space="preserve">8.4 Scale DLL — Embedded, khong can file tren disk</w:t>
       </w:r>
     </w:p>
     <w:p>
@@ -10696,9 +10795,317 @@
           <w:sz w:val="20"/>
           <w:szCs w:val="20"/>
         </w:rPr>
-        <w:t xml:space="preserve">ScaleDriver.Initialize() se bao loi neu khong tim thay file DLL:</w:t>
+        <w:t xml:space="preserve">Scale_*.dll da duoc nhung vao ScanAndScale.Core.dll khi build. ScaleDriver load theo thu tu:</w:t>
       </w:r>
     </w:p>
+    <w:p>
+      <w:pPr>
+        <w:spacing w:after="80"/>
+      </w:pPr>
+    </w:p>
+    <w:tbl>
+      <w:tblPr>
+        <w:tblW w:type="dxa" w:w="9026"/>
+        <w:tblBorders>
+          <w:top w:val="single" w:color="auto" w:sz="4"/>
+          <w:left w:val="single" w:color="auto" w:sz="4"/>
+          <w:bottom w:val="single" w:color="auto" w:sz="4"/>
+          <w:right w:val="single" w:color="auto" w:sz="4"/>
+          <w:insideH w:val="single" w:color="auto" w:sz="4"/>
+          <w:insideV w:val="single" w:color="auto" w:sz="4"/>
+        </w:tblBorders>
+      </w:tblPr>
+      <w:tblGrid>
+        <w:gridCol w:w="1800"/>
+        <w:gridCol w:w="4000"/>
+        <w:gridCol w:w="3226"/>
+      </w:tblGrid>
+      <w:tr>
+        <w:tc>
+          <w:tcPr>
+            <w:tcW w:type="dxa" w:w="1800"/>
+            <w:tcBorders>
+              <w:top w:val="single" w:color="C0C0C0" w:sz="4"/>
+              <w:left w:val="single" w:color="C0C0C0" w:sz="4"/>
+              <w:bottom w:val="single" w:color="C0C0C0" w:sz="4"/>
+              <w:right w:val="single" w:color="C0C0C0" w:sz="4"/>
+            </w:tcBorders>
+            <w:shd w:fill="D6E4F0" w:val="clear"/>
+            <w:tcMar>
+              <w:top w:type="dxa" w:w="80"/>
+              <w:left w:type="dxa" w:w="120"/>
+              <w:bottom w:type="dxa" w:w="80"/>
+              <w:right w:type="dxa" w:w="120"/>
+            </w:tcMar>
+          </w:tcPr>
+          <w:p>
+            <w:r>
+              <w:rPr>
+                <w:rFonts w:ascii="Arial" w:cs="Arial" w:eastAsia="Arial" w:hAnsi="Arial"/>
+                <w:b/>
+                <w:bCs/>
+                <w:color w:val="1A1A1A"/>
+                <w:sz w:val="19"/>
+                <w:szCs w:val="19"/>
+              </w:rPr>
+              <w:t xml:space="preserve">Thu tu</w:t>
+            </w:r>
+          </w:p>
+        </w:tc>
+        <w:tc>
+          <w:tcPr>
+            <w:tcW w:type="dxa" w:w="4000"/>
+            <w:tcBorders>
+              <w:top w:val="single" w:color="C0C0C0" w:sz="4"/>
+              <w:left w:val="single" w:color="C0C0C0" w:sz="4"/>
+              <w:bottom w:val="single" w:color="C0C0C0" w:sz="4"/>
+              <w:right w:val="single" w:color="C0C0C0" w:sz="4"/>
+            </w:tcBorders>
+            <w:shd w:fill="D6E4F0" w:val="clear"/>
+            <w:tcMar>
+              <w:top w:type="dxa" w:w="80"/>
+              <w:left w:type="dxa" w:w="120"/>
+              <w:bottom w:type="dxa" w:w="80"/>
+              <w:right w:type="dxa" w:w="120"/>
+            </w:tcMar>
+          </w:tcPr>
+          <w:p>
+            <w:r>
+              <w:rPr>
+                <w:rFonts w:ascii="Arial" w:cs="Arial" w:eastAsia="Arial" w:hAnsi="Arial"/>
+                <w:b/>
+                <w:bCs/>
+                <w:color w:val="1A1A1A"/>
+                <w:sz w:val="19"/>
+                <w:szCs w:val="19"/>
+              </w:rPr>
+              <w:t xml:space="preserve">Nguon</w:t>
+            </w:r>
+          </w:p>
+        </w:tc>
+        <w:tc>
+          <w:tcPr>
+            <w:tcW w:type="dxa" w:w="3226"/>
+            <w:tcBorders>
+              <w:top w:val="single" w:color="C0C0C0" w:sz="4"/>
+              <w:left w:val="single" w:color="C0C0C0" w:sz="4"/>
+              <w:bottom w:val="single" w:color="C0C0C0" w:sz="4"/>
+              <w:right w:val="single" w:color="C0C0C0" w:sz="4"/>
+            </w:tcBorders>
+            <w:shd w:fill="D6E4F0" w:val="clear"/>
+            <w:tcMar>
+              <w:top w:type="dxa" w:w="80"/>
+              <w:left w:type="dxa" w:w="120"/>
+              <w:bottom w:type="dxa" w:w="80"/>
+              <w:right w:type="dxa" w:w="120"/>
+            </w:tcMar>
+          </w:tcPr>
+          <w:p>
+            <w:r>
+              <w:rPr>
+                <w:rFonts w:ascii="Arial" w:cs="Arial" w:eastAsia="Arial" w:hAnsi="Arial"/>
+                <w:b/>
+                <w:bCs/>
+                <w:color w:val="1A1A1A"/>
+                <w:sz w:val="19"/>
+                <w:szCs w:val="19"/>
+              </w:rPr>
+              <w:t xml:space="preserve">Khi nao</w:t>
+            </w:r>
+          </w:p>
+        </w:tc>
+      </w:tr>
+      <w:tr>
+        <w:tc>
+          <w:tcPr>
+            <w:tcW w:type="dxa" w:w="1800"/>
+            <w:tcBorders>
+              <w:top w:val="single" w:color="C0C0C0" w:sz="4"/>
+              <w:left w:val="single" w:color="C0C0C0" w:sz="4"/>
+              <w:bottom w:val="single" w:color="C0C0C0" w:sz="4"/>
+              <w:right w:val="single" w:color="C0C0C0" w:sz="4"/>
+            </w:tcBorders>
+            <w:shd w:fill="FFFFFF" w:val="clear"/>
+            <w:tcMar>
+              <w:top w:type="dxa" w:w="80"/>
+              <w:left w:type="dxa" w:w="120"/>
+              <w:bottom w:type="dxa" w:w="80"/>
+              <w:right w:type="dxa" w:w="120"/>
+            </w:tcMar>
+          </w:tcPr>
+          <w:p>
+            <w:r>
+              <w:rPr>
+                <w:rFonts w:ascii="Arial" w:cs="Arial" w:eastAsia="Arial" w:hAnsi="Arial"/>
+                <w:b w:val="false"/>
+                <w:bCs w:val="false"/>
+                <w:color w:val="1A1A1A"/>
+                <w:sz w:val="18"/>
+                <w:szCs w:val="18"/>
+              </w:rPr>
+              <w:t xml:space="preserve">1 (uu tien)</w:t>
+            </w:r>
+          </w:p>
+        </w:tc>
+        <w:tc>
+          <w:tcPr>
+            <w:tcW w:type="dxa" w:w="4000"/>
+            <w:tcBorders>
+              <w:top w:val="single" w:color="C0C0C0" w:sz="4"/>
+              <w:left w:val="single" w:color="C0C0C0" w:sz="4"/>
+              <w:bottom w:val="single" w:color="C0C0C0" w:sz="4"/>
+              <w:right w:val="single" w:color="C0C0C0" w:sz="4"/>
+            </w:tcBorders>
+            <w:shd w:fill="FFFFFF" w:val="clear"/>
+            <w:tcMar>
+              <w:top w:type="dxa" w:w="80"/>
+              <w:left w:type="dxa" w:w="120"/>
+              <w:bottom w:type="dxa" w:w="80"/>
+              <w:right w:type="dxa" w:w="120"/>
+            </w:tcMar>
+          </w:tcPr>
+          <w:p>
+            <w:r>
+              <w:rPr>
+                <w:rFonts w:ascii="Arial" w:cs="Arial" w:eastAsia="Arial" w:hAnsi="Arial"/>
+                <w:b w:val="false"/>
+                <w:bCs w:val="false"/>
+                <w:color w:val="1A1A1A"/>
+                <w:sz w:val="18"/>
+                <w:szCs w:val="18"/>
+              </w:rPr>
+              <w:t xml:space="preserve">EmbeddedResource trong Core.dll</w:t>
+            </w:r>
+          </w:p>
+        </w:tc>
+        <w:tc>
+          <w:tcPr>
+            <w:tcW w:type="dxa" w:w="3226"/>
+            <w:tcBorders>
+              <w:top w:val="single" w:color="C0C0C0" w:sz="4"/>
+              <w:left w:val="single" w:color="C0C0C0" w:sz="4"/>
+              <w:bottom w:val="single" w:color="C0C0C0" w:sz="4"/>
+              <w:right w:val="single" w:color="C0C0C0" w:sz="4"/>
+            </w:tcBorders>
+            <w:shd w:fill="FFFFFF" w:val="clear"/>
+            <w:tcMar>
+              <w:top w:type="dxa" w:w="80"/>
+              <w:left w:type="dxa" w:w="120"/>
+              <w:bottom w:type="dxa" w:w="80"/>
+              <w:right w:type="dxa" w:w="120"/>
+            </w:tcMar>
+          </w:tcPr>
+          <w:p>
+            <w:r>
+              <w:rPr>
+                <w:rFonts w:ascii="Arial" w:cs="Arial" w:eastAsia="Arial" w:hAnsi="Arial"/>
+                <w:b w:val="false"/>
+                <w:bCs w:val="false"/>
+                <w:color w:val="1A1A1A"/>
+                <w:sz w:val="18"/>
+                <w:szCs w:val="18"/>
+              </w:rPr>
+              <w:t xml:space="preserve">Mac dinh — luon hoat dong</w:t>
+            </w:r>
+          </w:p>
+        </w:tc>
+      </w:tr>
+      <w:tr>
+        <w:tc>
+          <w:tcPr>
+            <w:tcW w:type="dxa" w:w="1800"/>
+            <w:tcBorders>
+              <w:top w:val="single" w:color="C0C0C0" w:sz="4"/>
+              <w:left w:val="single" w:color="C0C0C0" w:sz="4"/>
+              <w:bottom w:val="single" w:color="C0C0C0" w:sz="4"/>
+              <w:right w:val="single" w:color="C0C0C0" w:sz="4"/>
+            </w:tcBorders>
+            <w:shd w:fill="F8F8F8" w:val="clear"/>
+            <w:tcMar>
+              <w:top w:type="dxa" w:w="80"/>
+              <w:left w:type="dxa" w:w="120"/>
+              <w:bottom w:type="dxa" w:w="80"/>
+              <w:right w:type="dxa" w:w="120"/>
+            </w:tcMar>
+          </w:tcPr>
+          <w:p>
+            <w:r>
+              <w:rPr>
+                <w:rFonts w:ascii="Arial" w:cs="Arial" w:eastAsia="Arial" w:hAnsi="Arial"/>
+                <w:b w:val="false"/>
+                <w:bCs w:val="false"/>
+                <w:color w:val="1A1A1A"/>
+                <w:sz w:val="18"/>
+                <w:szCs w:val="18"/>
+              </w:rPr>
+              <w:t xml:space="preserve">2 (fallback)</w:t>
+            </w:r>
+          </w:p>
+        </w:tc>
+        <w:tc>
+          <w:tcPr>
+            <w:tcW w:type="dxa" w:w="4000"/>
+            <w:tcBorders>
+              <w:top w:val="single" w:color="C0C0C0" w:sz="4"/>
+              <w:left w:val="single" w:color="C0C0C0" w:sz="4"/>
+              <w:bottom w:val="single" w:color="C0C0C0" w:sz="4"/>
+              <w:right w:val="single" w:color="C0C0C0" w:sz="4"/>
+            </w:tcBorders>
+            <w:shd w:fill="F8F8F8" w:val="clear"/>
+            <w:tcMar>
+              <w:top w:type="dxa" w:w="80"/>
+              <w:left w:type="dxa" w:w="120"/>
+              <w:bottom w:type="dxa" w:w="80"/>
+              <w:right w:type="dxa" w:w="120"/>
+            </w:tcMar>
+          </w:tcPr>
+          <w:p>
+            <w:r>
+              <w:rPr>
+                <w:rFonts w:ascii="Arial" w:cs="Arial" w:eastAsia="Arial" w:hAnsi="Arial"/>
+                <w:b w:val="false"/>
+                <w:bCs w:val="false"/>
+                <w:color w:val="1A1A1A"/>
+                <w:sz w:val="18"/>
+                <w:szCs w:val="18"/>
+              </w:rPr>
+              <w:t xml:space="preserve">File Scale_*.dll tren disk</w:t>
+            </w:r>
+          </w:p>
+        </w:tc>
+        <w:tc>
+          <w:tcPr>
+            <w:tcW w:type="dxa" w:w="3226"/>
+            <w:tcBorders>
+              <w:top w:val="single" w:color="C0C0C0" w:sz="4"/>
+              <w:left w:val="single" w:color="C0C0C0" w:sz="4"/>
+              <w:bottom w:val="single" w:color="C0C0C0" w:sz="4"/>
+              <w:right w:val="single" w:color="C0C0C0" w:sz="4"/>
+            </w:tcBorders>
+            <w:shd w:fill="F8F8F8" w:val="clear"/>
+            <w:tcMar>
+              <w:top w:type="dxa" w:w="80"/>
+              <w:left w:type="dxa" w:w="120"/>
+              <w:bottom w:type="dxa" w:w="80"/>
+              <w:right w:type="dxa" w:w="120"/>
+            </w:tcMar>
+          </w:tcPr>
+          <w:p>
+            <w:r>
+              <w:rPr>
+                <w:rFonts w:ascii="Arial" w:cs="Arial" w:eastAsia="Arial" w:hAnsi="Arial"/>
+                <w:b w:val="false"/>
+                <w:bCs w:val="false"/>
+                <w:color w:val="1A1A1A"/>
+                <w:sz w:val="18"/>
+                <w:szCs w:val="18"/>
+              </w:rPr>
+              <w:t xml:space="preserve">Deploy thu cong hoac override</w:t>
+            </w:r>
+          </w:p>
+        </w:tc>
+      </w:tr>
+    </w:tbl>
     <w:p>
       <w:pPr>
         <w:spacing w:after="80"/>
@@ -10750,7 +11157,7 @@
                 <w:sz w:val="19"/>
                 <w:szCs w:val="19"/>
               </w:rPr>
-              <w:t xml:space="preserve">Neu dung ProjectReference: Scale_*.dll tu dong co mat sau khi build (khong can lam gi them).</w:t>
+              <w:t xml:space="preserve">ProjectReference hoac Reference DLL: deu hoat dong tu dong — khong can copy file.</w:t>
             </w:r>
           </w:p>
           <w:p>
@@ -10766,23 +11173,7 @@
                 <w:sz w:val="19"/>
                 <w:szCs w:val="19"/>
               </w:rPr>
-              <w:t xml:space="preserve">Neu dung file DLL: copy thu cong Scale_*.dll vao cung thu muc YourApp.exe.</w:t>
-            </w:r>
-          </w:p>
-          <w:p>
-            <w:pPr>
-              <w:spacing w:after="60"/>
-            </w:pPr>
-            <w:r>
-              <w:rPr>
-                <w:rFonts w:ascii="Arial" w:cs="Arial" w:eastAsia="Arial" w:hAnsi="Arial"/>
-                <w:b w:val="false"/>
-                <w:bCs w:val="false"/>
-                <w:color w:val="1A1A1A"/>
-                <w:sz w:val="19"/>
-                <w:szCs w:val="19"/>
-              </w:rPr>
-              <w:t xml:space="preserve">Chi can copy cac DLL cho model can su dung — khong bat buoc phai co tat ca 5 file.</w:t>
+              <w:t xml:space="preserve">Muon override parser: dat Scale_DIGI.dll moi vao cung thu muc .exe — file se duoc uu tien hon embedded.</w:t>
             </w:r>
           </w:p>
         </w:tc>
@@ -11570,7 +11961,7 @@
                 <w:sz w:val="18"/>
                 <w:szCs w:val="18"/>
               </w:rPr>
-              <w:t xml:space="preserve">Scale_*.dll co mat trong bin\Debug\net8.0-windows\</w:t>
+              <w:t xml:space="preserve">Build thanh cong — Scale_*.dll da nhung vao ScanAndScale.Core.dll (khong can file rieng)</w:t>
             </w:r>
           </w:p>
         </w:tc>
